--- a/documentation/TRAINING_ISSUES_LOG.docx
+++ b/documentation/TRAINING_ISSUES_LOG.docx
@@ -2845,7 +2845,7 @@
                 <w:sz w:val="20"/>
                 <w:szCs w:val="20"/>
               </w:rPr>
-              <w:t xml:space="preserve">Actual cost (A100 @ $1.48/hr)</w:t>
+              <w:t xml:space="preserve">Actual cost (Lambda invoice)</w:t>
             </w:r>
           </w:p>
         </w:tc>
@@ -2901,7 +2901,7 @@
                 <w:sz w:val="20"/>
                 <w:szCs w:val="20"/>
               </w:rPr>
-              <w:t xml:space="preserve">$26.45 (17.87 hrs × $1.48)</w:t>
+              <w:t xml:space="preserve">$33.30 total ($2.73 setup + $30.57 training)</w:t>
             </w:r>
           </w:p>
         </w:tc>
@@ -6920,7 +6920,7 @@
                 <w:sz w:val="20"/>
                 <w:szCs w:val="20"/>
               </w:rPr>
-              <w:t xml:space="preserve">Actual cost (A100 @ $1.48/hr)</w:t>
+              <w:t xml:space="preserve">Actual cost (Lambda invoice)</w:t>
             </w:r>
           </w:p>
         </w:tc>
@@ -6976,7 +6976,7 @@
                 <w:sz w:val="20"/>
                 <w:szCs w:val="20"/>
               </w:rPr>
-              <w:t xml:space="preserve">$26.45 (confirmed)</w:t>
+              <w:t xml:space="preserve">$33.30 total</w:t>
             </w:r>
           </w:p>
         </w:tc>
@@ -7004,7 +7004,7 @@
                 <w:sz w:val="20"/>
                 <w:szCs w:val="20"/>
               </w:rPr>
-              <w:t xml:space="preserve">17.87 hrs × $1.48/hr</w:t>
+              <w:t xml:space="preserve">$2.73 setup (1.85 hrs, Mar 22) + $30.57 training (20.66 hrs, Mar 23-24)</w:t>
             </w:r>
           </w:p>
         </w:tc>
@@ -7314,7 +7314,7 @@
                 <w:sz w:val="22"/>
                 <w:szCs w:val="22"/>
               </w:rPr>
-              <w:t xml:space="preserve">STATUS: COMPLETE  |  Completed: 01:03 UTC / 06:33 IST, March 24 2026  |  Duration: 17.87 hours  |  Cost: $26.45</w:t>
+              <w:t xml:space="preserve">STATUS: COMPLETE  |  Completed: 01:03 UTC / 06:33 IST, March 24 2026  |  Duration: 17.87 hours  |  Total Cost: $33.30 (Lambda invoice)</w:t>
             </w:r>
           </w:p>
         </w:tc>
@@ -8253,7 +8253,7 @@
                 <w:sz w:val="20"/>
                 <w:szCs w:val="20"/>
               </w:rPr>
-              <w:t xml:space="preserve">Actual cost</w:t>
+              <w:t xml:space="preserve">Actual cost (Lambda invoice)</w:t>
             </w:r>
           </w:p>
         </w:tc>
@@ -8281,7 +8281,7 @@
                 <w:sz w:val="20"/>
                 <w:szCs w:val="20"/>
               </w:rPr>
-              <w:t xml:space="preserve">$26.45</w:t>
+              <w:t xml:space="preserve">$33.30 total</w:t>
             </w:r>
           </w:p>
         </w:tc>
@@ -8309,7 +8309,7 @@
                 <w:sz w:val="20"/>
                 <w:szCs w:val="20"/>
               </w:rPr>
-              <w:t xml:space="preserve">17.87 hrs × $1.48/hr (Lambda A100 SXM4-40GB)</w:t>
+              <w:t xml:space="preserve">$2.73 setup (1.85 hrs, Mar 22) + $30.57 training (20.66 hrs, Mar 23-24)</w:t>
             </w:r>
           </w:p>
         </w:tc>
@@ -10459,6 +10459,701 @@
         <w:t xml:space="preserve">The LoRA adapter must be merged with the base model before serving. Activity 1 covers: merging the adapter, setting up the inference server, and benchmarking baseline serving latency and throughput. The script output confirms: 'Next step: Run Activity 1 to merge this adapter and benchmark baseline serving.'</w:t>
       </w:r>
     </w:p>
+    <w:p>
+      <w:r>
+        <w:t xml:space="preserve"/>
+      </w:r>
+    </w:p>
+    <w:p>
+      <w:pPr>
+        <w:pStyle w:val="Heading2"/>
+        <w:spacing w:before="220" w:after="100"/>
+      </w:pPr>
+      <w:r>
+        <w:rPr>
+          <w:rFonts w:ascii="Arial" w:cs="Arial" w:eastAsia="Arial" w:hAnsi="Arial"/>
+          <w:b/>
+          <w:bCs/>
+          <w:color w:val="1A5276"/>
+          <w:sz w:val="26"/>
+          <w:szCs w:val="26"/>
+        </w:rPr>
+        <w:t xml:space="preserve">6. Lambda Invoice — Actual Billing</w:t>
+      </w:r>
+    </w:p>
+    <w:p>
+      <w:pPr>
+        <w:spacing w:before="60" w:after="60"/>
+      </w:pPr>
+      <w:r>
+        <w:rPr>
+          <w:rFonts w:ascii="Arial" w:cs="Arial" w:eastAsia="Arial" w:hAnsi="Arial"/>
+          <w:sz w:val="22"/>
+          <w:szCs w:val="22"/>
+        </w:rPr>
+        <w:t xml:space="preserve">The Lambda Cloud invoice for March 2026 shows two separate charges for this activity. The training instance billed more hours than the script-reported training time because the same instance was used for environment setup, debugging, and dry-run testing before the main training job started.</w:t>
+      </w:r>
+    </w:p>
+    <w:p>
+      <w:r>
+        <w:t xml:space="preserve"/>
+      </w:r>
+    </w:p>
+    <w:tbl>
+      <w:tblPr>
+        <w:tblW w:type="dxa" w:w="9360"/>
+        <w:tblBorders>
+          <w:top w:val="single" w:color="auto" w:sz="4"/>
+          <w:left w:val="single" w:color="auto" w:sz="4"/>
+          <w:bottom w:val="single" w:color="auto" w:sz="4"/>
+          <w:right w:val="single" w:color="auto" w:sz="4"/>
+          <w:insideH w:val="single" w:color="auto" w:sz="4"/>
+          <w:insideV w:val="single" w:color="auto" w:sz="4"/>
+        </w:tblBorders>
+      </w:tblPr>
+      <w:tblGrid>
+        <w:gridCol w:w="2000"/>
+        <w:gridCol w:w="2800"/>
+        <w:gridCol w:w="1600"/>
+        <w:gridCol w:w="1600"/>
+        <w:gridCol w:w="1360"/>
+      </w:tblGrid>
+      <w:tr>
+        <w:tc>
+          <w:tcPr>
+            <w:tcW w:type="dxa" w:w="2000"/>
+            <w:tcBorders>
+              <w:top w:val="single" w:color="CCCCCC" w:sz="1"/>
+              <w:left w:val="single" w:color="CCCCCC" w:sz="1"/>
+              <w:bottom w:val="single" w:color="CCCCCC" w:sz="1"/>
+              <w:right w:val="single" w:color="CCCCCC" w:sz="1"/>
+            </w:tcBorders>
+            <w:shd w:fill="2C3E50" w:val="clear"/>
+            <w:tcMar>
+              <w:top w:type="dxa" w:w="80"/>
+              <w:left w:type="dxa" w:w="120"/>
+              <w:bottom w:type="dxa" w:w="80"/>
+              <w:right w:type="dxa" w:w="120"/>
+            </w:tcMar>
+          </w:tcPr>
+          <w:p>
+            <w:r>
+              <w:rPr>
+                <w:rFonts w:ascii="Arial" w:cs="Arial" w:eastAsia="Arial" w:hAnsi="Arial"/>
+                <w:b/>
+                <w:bCs/>
+                <w:color w:val="FFFFFF"/>
+                <w:sz w:val="20"/>
+                <w:szCs w:val="20"/>
+              </w:rPr>
+              <w:t xml:space="preserve">Instance type</w:t>
+            </w:r>
+          </w:p>
+        </w:tc>
+        <w:tc>
+          <w:tcPr>
+            <w:tcW w:type="dxa" w:w="2800"/>
+            <w:tcBorders>
+              <w:top w:val="single" w:color="CCCCCC" w:sz="1"/>
+              <w:left w:val="single" w:color="CCCCCC" w:sz="1"/>
+              <w:bottom w:val="single" w:color="CCCCCC" w:sz="1"/>
+              <w:right w:val="single" w:color="CCCCCC" w:sz="1"/>
+            </w:tcBorders>
+            <w:shd w:fill="2C3E50" w:val="clear"/>
+            <w:tcMar>
+              <w:top w:type="dxa" w:w="80"/>
+              <w:left w:type="dxa" w:w="120"/>
+              <w:bottom w:type="dxa" w:w="80"/>
+              <w:right w:type="dxa" w:w="120"/>
+            </w:tcMar>
+          </w:tcPr>
+          <w:p>
+            <w:r>
+              <w:rPr>
+                <w:rFonts w:ascii="Arial" w:cs="Arial" w:eastAsia="Arial" w:hAnsi="Arial"/>
+                <w:b/>
+                <w:bCs/>
+                <w:color w:val="FFFFFF"/>
+                <w:sz w:val="20"/>
+                <w:szCs w:val="20"/>
+              </w:rPr>
+              <w:t xml:space="preserve">Purpose</w:t>
+            </w:r>
+          </w:p>
+        </w:tc>
+        <w:tc>
+          <w:tcPr>
+            <w:tcW w:type="dxa" w:w="1600"/>
+            <w:tcBorders>
+              <w:top w:val="single" w:color="CCCCCC" w:sz="1"/>
+              <w:left w:val="single" w:color="CCCCCC" w:sz="1"/>
+              <w:bottom w:val="single" w:color="CCCCCC" w:sz="1"/>
+              <w:right w:val="single" w:color="CCCCCC" w:sz="1"/>
+            </w:tcBorders>
+            <w:shd w:fill="2C3E50" w:val="clear"/>
+            <w:tcMar>
+              <w:top w:type="dxa" w:w="80"/>
+              <w:left w:type="dxa" w:w="120"/>
+              <w:bottom w:type="dxa" w:w="80"/>
+              <w:right w:type="dxa" w:w="120"/>
+            </w:tcMar>
+          </w:tcPr>
+          <w:p>
+            <w:r>
+              <w:rPr>
+                <w:rFonts w:ascii="Arial" w:cs="Arial" w:eastAsia="Arial" w:hAnsi="Arial"/>
+                <w:b/>
+                <w:bCs/>
+                <w:color w:val="FFFFFF"/>
+                <w:sz w:val="20"/>
+                <w:szCs w:val="20"/>
+              </w:rPr>
+              <w:t xml:space="preserve">Hours billed</w:t>
+            </w:r>
+          </w:p>
+        </w:tc>
+        <w:tc>
+          <w:tcPr>
+            <w:tcW w:type="dxa" w:w="1600"/>
+            <w:tcBorders>
+              <w:top w:val="single" w:color="CCCCCC" w:sz="1"/>
+              <w:left w:val="single" w:color="CCCCCC" w:sz="1"/>
+              <w:bottom w:val="single" w:color="CCCCCC" w:sz="1"/>
+              <w:right w:val="single" w:color="CCCCCC" w:sz="1"/>
+            </w:tcBorders>
+            <w:shd w:fill="2C3E50" w:val="clear"/>
+            <w:tcMar>
+              <w:top w:type="dxa" w:w="80"/>
+              <w:left w:type="dxa" w:w="120"/>
+              <w:bottom w:type="dxa" w:w="80"/>
+              <w:right w:type="dxa" w:w="120"/>
+            </w:tcMar>
+          </w:tcPr>
+          <w:p>
+            <w:r>
+              <w:rPr>
+                <w:rFonts w:ascii="Arial" w:cs="Arial" w:eastAsia="Arial" w:hAnsi="Arial"/>
+                <w:b/>
+                <w:bCs/>
+                <w:color w:val="FFFFFF"/>
+                <w:sz w:val="20"/>
+                <w:szCs w:val="20"/>
+              </w:rPr>
+              <w:t xml:space="preserve">Cost</w:t>
+            </w:r>
+          </w:p>
+        </w:tc>
+        <w:tc>
+          <w:tcPr>
+            <w:tcW w:type="dxa" w:w="1360"/>
+            <w:tcBorders>
+              <w:top w:val="single" w:color="CCCCCC" w:sz="1"/>
+              <w:left w:val="single" w:color="CCCCCC" w:sz="1"/>
+              <w:bottom w:val="single" w:color="CCCCCC" w:sz="1"/>
+              <w:right w:val="single" w:color="CCCCCC" w:sz="1"/>
+            </w:tcBorders>
+            <w:shd w:fill="2C3E50" w:val="clear"/>
+            <w:tcMar>
+              <w:top w:type="dxa" w:w="80"/>
+              <w:left w:type="dxa" w:w="120"/>
+              <w:bottom w:type="dxa" w:w="80"/>
+              <w:right w:type="dxa" w:w="120"/>
+            </w:tcMar>
+          </w:tcPr>
+          <w:p>
+            <w:r>
+              <w:rPr>
+                <w:rFonts w:ascii="Arial" w:cs="Arial" w:eastAsia="Arial" w:hAnsi="Arial"/>
+                <w:b/>
+                <w:bCs/>
+                <w:color w:val="FFFFFF"/>
+                <w:sz w:val="20"/>
+                <w:szCs w:val="20"/>
+              </w:rPr>
+              <w:t xml:space="preserve">Date</w:t>
+            </w:r>
+          </w:p>
+        </w:tc>
+      </w:tr>
+      <w:tr>
+        <w:tc>
+          <w:tcPr>
+            <w:tcW w:type="dxa" w:w="2000"/>
+            <w:tcBorders>
+              <w:top w:val="single" w:color="CCCCCC" w:sz="1"/>
+              <w:left w:val="single" w:color="CCCCCC" w:sz="1"/>
+              <w:bottom w:val="single" w:color="CCCCCC" w:sz="1"/>
+              <w:right w:val="single" w:color="CCCCCC" w:sz="1"/>
+            </w:tcBorders>
+            <w:shd w:fill="FFFFFF" w:val="clear"/>
+            <w:tcMar>
+              <w:top w:type="dxa" w:w="80"/>
+              <w:left w:type="dxa" w:w="120"/>
+              <w:bottom w:type="dxa" w:w="80"/>
+              <w:right w:type="dxa" w:w="120"/>
+            </w:tcMar>
+          </w:tcPr>
+          <w:p>
+            <w:r>
+              <w:rPr>
+                <w:rFonts w:ascii="Arial" w:cs="Arial" w:eastAsia="Arial" w:hAnsi="Arial"/>
+                <w:sz w:val="20"/>
+                <w:szCs w:val="20"/>
+              </w:rPr>
+              <w:t xml:space="preserve">gpu_1x_a100_sxm4</w:t>
+            </w:r>
+          </w:p>
+        </w:tc>
+        <w:tc>
+          <w:tcPr>
+            <w:tcW w:type="dxa" w:w="2800"/>
+            <w:tcBorders>
+              <w:top w:val="single" w:color="CCCCCC" w:sz="1"/>
+              <w:left w:val="single" w:color="CCCCCC" w:sz="1"/>
+              <w:bottom w:val="single" w:color="CCCCCC" w:sz="1"/>
+              <w:right w:val="single" w:color="CCCCCC" w:sz="1"/>
+            </w:tcBorders>
+            <w:shd w:fill="FFFFFF" w:val="clear"/>
+            <w:tcMar>
+              <w:top w:type="dxa" w:w="80"/>
+              <w:left w:type="dxa" w:w="120"/>
+              <w:bottom w:type="dxa" w:w="80"/>
+              <w:right w:type="dxa" w:w="120"/>
+            </w:tcMar>
+          </w:tcPr>
+          <w:p>
+            <w:r>
+              <w:rPr>
+                <w:rFonts w:ascii="Arial" w:cs="Arial" w:eastAsia="Arial" w:hAnsi="Arial"/>
+                <w:sz w:val="20"/>
+                <w:szCs w:val="20"/>
+              </w:rPr>
+              <w:t xml:space="preserve">Environment setup, debugging, dry run</w:t>
+            </w:r>
+          </w:p>
+        </w:tc>
+        <w:tc>
+          <w:tcPr>
+            <w:tcW w:type="dxa" w:w="1600"/>
+            <w:tcBorders>
+              <w:top w:val="single" w:color="CCCCCC" w:sz="1"/>
+              <w:left w:val="single" w:color="CCCCCC" w:sz="1"/>
+              <w:bottom w:val="single" w:color="CCCCCC" w:sz="1"/>
+              <w:right w:val="single" w:color="CCCCCC" w:sz="1"/>
+            </w:tcBorders>
+            <w:shd w:fill="FFFFFF" w:val="clear"/>
+            <w:tcMar>
+              <w:top w:type="dxa" w:w="80"/>
+              <w:left w:type="dxa" w:w="120"/>
+              <w:bottom w:type="dxa" w:w="80"/>
+              <w:right w:type="dxa" w:w="120"/>
+            </w:tcMar>
+          </w:tcPr>
+          <w:p>
+            <w:r>
+              <w:rPr>
+                <w:rFonts w:ascii="Arial" w:cs="Arial" w:eastAsia="Arial" w:hAnsi="Arial"/>
+                <w:sz w:val="20"/>
+                <w:szCs w:val="20"/>
+              </w:rPr>
+              <w:t xml:space="preserve">1.85 hrs</w:t>
+            </w:r>
+          </w:p>
+        </w:tc>
+        <w:tc>
+          <w:tcPr>
+            <w:tcW w:type="dxa" w:w="1600"/>
+            <w:tcBorders>
+              <w:top w:val="single" w:color="CCCCCC" w:sz="1"/>
+              <w:left w:val="single" w:color="CCCCCC" w:sz="1"/>
+              <w:bottom w:val="single" w:color="CCCCCC" w:sz="1"/>
+              <w:right w:val="single" w:color="CCCCCC" w:sz="1"/>
+            </w:tcBorders>
+            <w:shd w:fill="FFFFFF" w:val="clear"/>
+            <w:tcMar>
+              <w:top w:type="dxa" w:w="80"/>
+              <w:left w:type="dxa" w:w="120"/>
+              <w:bottom w:type="dxa" w:w="80"/>
+              <w:right w:type="dxa" w:w="120"/>
+            </w:tcMar>
+          </w:tcPr>
+          <w:p>
+            <w:r>
+              <w:rPr>
+                <w:rFonts w:ascii="Arial" w:cs="Arial" w:eastAsia="Arial" w:hAnsi="Arial"/>
+                <w:sz w:val="20"/>
+                <w:szCs w:val="20"/>
+              </w:rPr>
+              <w:t xml:space="preserve">$2.73</w:t>
+            </w:r>
+          </w:p>
+        </w:tc>
+        <w:tc>
+          <w:tcPr>
+            <w:tcW w:type="dxa" w:w="1360"/>
+            <w:tcBorders>
+              <w:top w:val="single" w:color="CCCCCC" w:sz="1"/>
+              <w:left w:val="single" w:color="CCCCCC" w:sz="1"/>
+              <w:bottom w:val="single" w:color="CCCCCC" w:sz="1"/>
+              <w:right w:val="single" w:color="CCCCCC" w:sz="1"/>
+            </w:tcBorders>
+            <w:shd w:fill="FFFFFF" w:val="clear"/>
+            <w:tcMar>
+              <w:top w:type="dxa" w:w="80"/>
+              <w:left w:type="dxa" w:w="120"/>
+              <w:bottom w:type="dxa" w:w="80"/>
+              <w:right w:type="dxa" w:w="120"/>
+            </w:tcMar>
+          </w:tcPr>
+          <w:p>
+            <w:r>
+              <w:rPr>
+                <w:rFonts w:ascii="Arial" w:cs="Arial" w:eastAsia="Arial" w:hAnsi="Arial"/>
+                <w:sz w:val="20"/>
+                <w:szCs w:val="20"/>
+              </w:rPr>
+              <w:t xml:space="preserve">Mar 22, 2026</w:t>
+            </w:r>
+          </w:p>
+        </w:tc>
+      </w:tr>
+      <w:tr>
+        <w:tc>
+          <w:tcPr>
+            <w:tcW w:type="dxa" w:w="2000"/>
+            <w:tcBorders>
+              <w:top w:val="single" w:color="CCCCCC" w:sz="1"/>
+              <w:left w:val="single" w:color="CCCCCC" w:sz="1"/>
+              <w:bottom w:val="single" w:color="CCCCCC" w:sz="1"/>
+              <w:right w:val="single" w:color="CCCCCC" w:sz="1"/>
+            </w:tcBorders>
+            <w:shd w:fill="D5F5E3" w:val="clear"/>
+            <w:tcMar>
+              <w:top w:type="dxa" w:w="80"/>
+              <w:left w:type="dxa" w:w="120"/>
+              <w:bottom w:type="dxa" w:w="80"/>
+              <w:right w:type="dxa" w:w="120"/>
+            </w:tcMar>
+          </w:tcPr>
+          <w:p>
+            <w:r>
+              <w:rPr>
+                <w:rFonts w:ascii="Arial" w:cs="Arial" w:eastAsia="Arial" w:hAnsi="Arial"/>
+                <w:sz w:val="20"/>
+                <w:szCs w:val="20"/>
+              </w:rPr>
+              <w:t xml:space="preserve">gpu_1x_a100_sxm4</w:t>
+            </w:r>
+          </w:p>
+        </w:tc>
+        <w:tc>
+          <w:tcPr>
+            <w:tcW w:type="dxa" w:w="2800"/>
+            <w:tcBorders>
+              <w:top w:val="single" w:color="CCCCCC" w:sz="1"/>
+              <w:left w:val="single" w:color="CCCCCC" w:sz="1"/>
+              <w:bottom w:val="single" w:color="CCCCCC" w:sz="1"/>
+              <w:right w:val="single" w:color="CCCCCC" w:sz="1"/>
+            </w:tcBorders>
+            <w:shd w:fill="D5F5E3" w:val="clear"/>
+            <w:tcMar>
+              <w:top w:type="dxa" w:w="80"/>
+              <w:left w:type="dxa" w:w="120"/>
+              <w:bottom w:type="dxa" w:w="80"/>
+              <w:right w:type="dxa" w:w="120"/>
+            </w:tcMar>
+          </w:tcPr>
+          <w:p>
+            <w:r>
+              <w:rPr>
+                <w:rFonts w:ascii="Arial" w:cs="Arial" w:eastAsia="Arial" w:hAnsi="Arial"/>
+                <w:sz w:val="20"/>
+                <w:szCs w:val="20"/>
+              </w:rPr>
+              <w:t xml:space="preserve">Full 3-epoch training job (17.87 hrs script runtime)</w:t>
+            </w:r>
+          </w:p>
+        </w:tc>
+        <w:tc>
+          <w:tcPr>
+            <w:tcW w:type="dxa" w:w="1600"/>
+            <w:tcBorders>
+              <w:top w:val="single" w:color="CCCCCC" w:sz="1"/>
+              <w:left w:val="single" w:color="CCCCCC" w:sz="1"/>
+              <w:bottom w:val="single" w:color="CCCCCC" w:sz="1"/>
+              <w:right w:val="single" w:color="CCCCCC" w:sz="1"/>
+            </w:tcBorders>
+            <w:shd w:fill="D5F5E3" w:val="clear"/>
+            <w:tcMar>
+              <w:top w:type="dxa" w:w="80"/>
+              <w:left w:type="dxa" w:w="120"/>
+              <w:bottom w:type="dxa" w:w="80"/>
+              <w:right w:type="dxa" w:w="120"/>
+            </w:tcMar>
+          </w:tcPr>
+          <w:p>
+            <w:r>
+              <w:rPr>
+                <w:rFonts w:ascii="Arial" w:cs="Arial" w:eastAsia="Arial" w:hAnsi="Arial"/>
+                <w:sz w:val="20"/>
+                <w:szCs w:val="20"/>
+              </w:rPr>
+              <w:t xml:space="preserve">20.66 hrs</w:t>
+            </w:r>
+          </w:p>
+        </w:tc>
+        <w:tc>
+          <w:tcPr>
+            <w:tcW w:type="dxa" w:w="1600"/>
+            <w:tcBorders>
+              <w:top w:val="single" w:color="CCCCCC" w:sz="1"/>
+              <w:left w:val="single" w:color="CCCCCC" w:sz="1"/>
+              <w:bottom w:val="single" w:color="CCCCCC" w:sz="1"/>
+              <w:right w:val="single" w:color="CCCCCC" w:sz="1"/>
+            </w:tcBorders>
+            <w:shd w:fill="D5F5E3" w:val="clear"/>
+            <w:tcMar>
+              <w:top w:type="dxa" w:w="80"/>
+              <w:left w:type="dxa" w:w="120"/>
+              <w:bottom w:type="dxa" w:w="80"/>
+              <w:right w:type="dxa" w:w="120"/>
+            </w:tcMar>
+          </w:tcPr>
+          <w:p>
+            <w:r>
+              <w:rPr>
+                <w:rFonts w:ascii="Arial" w:cs="Arial" w:eastAsia="Arial" w:hAnsi="Arial"/>
+                <w:sz w:val="20"/>
+                <w:szCs w:val="20"/>
+              </w:rPr>
+              <w:t xml:space="preserve">$30.57</w:t>
+            </w:r>
+          </w:p>
+        </w:tc>
+        <w:tc>
+          <w:tcPr>
+            <w:tcW w:type="dxa" w:w="1360"/>
+            <w:tcBorders>
+              <w:top w:val="single" w:color="CCCCCC" w:sz="1"/>
+              <w:left w:val="single" w:color="CCCCCC" w:sz="1"/>
+              <w:bottom w:val="single" w:color="CCCCCC" w:sz="1"/>
+              <w:right w:val="single" w:color="CCCCCC" w:sz="1"/>
+            </w:tcBorders>
+            <w:shd w:fill="D5F5E3" w:val="clear"/>
+            <w:tcMar>
+              <w:top w:type="dxa" w:w="80"/>
+              <w:left w:type="dxa" w:w="120"/>
+              <w:bottom w:type="dxa" w:w="80"/>
+              <w:right w:type="dxa" w:w="120"/>
+            </w:tcMar>
+          </w:tcPr>
+          <w:p>
+            <w:r>
+              <w:rPr>
+                <w:rFonts w:ascii="Arial" w:cs="Arial" w:eastAsia="Arial" w:hAnsi="Arial"/>
+                <w:sz w:val="20"/>
+                <w:szCs w:val="20"/>
+              </w:rPr>
+              <w:t xml:space="preserve">Mar 23-24, 2026</w:t>
+            </w:r>
+          </w:p>
+        </w:tc>
+      </w:tr>
+      <w:tr>
+        <w:tc>
+          <w:tcPr>
+            <w:tcW w:type="dxa" w:w="2000"/>
+            <w:tcBorders>
+              <w:top w:val="single" w:color="CCCCCC" w:sz="1"/>
+              <w:left w:val="single" w:color="CCCCCC" w:sz="1"/>
+              <w:bottom w:val="single" w:color="CCCCCC" w:sz="1"/>
+              <w:right w:val="single" w:color="CCCCCC" w:sz="1"/>
+            </w:tcBorders>
+            <w:shd w:fill="D6EAF8" w:val="clear"/>
+            <w:tcMar>
+              <w:top w:type="dxa" w:w="80"/>
+              <w:left w:type="dxa" w:w="120"/>
+              <w:bottom w:type="dxa" w:w="80"/>
+              <w:right w:type="dxa" w:w="120"/>
+            </w:tcMar>
+          </w:tcPr>
+          <w:p>
+            <w:r>
+              <w:rPr>
+                <w:rFonts w:ascii="Arial" w:cs="Arial" w:eastAsia="Arial" w:hAnsi="Arial"/>
+                <w:sz w:val="20"/>
+                <w:szCs w:val="20"/>
+              </w:rPr>
+              <w:t xml:space="preserve">TOTAL</w:t>
+            </w:r>
+          </w:p>
+        </w:tc>
+        <w:tc>
+          <w:tcPr>
+            <w:tcW w:type="dxa" w:w="2800"/>
+            <w:tcBorders>
+              <w:top w:val="single" w:color="CCCCCC" w:sz="1"/>
+              <w:left w:val="single" w:color="CCCCCC" w:sz="1"/>
+              <w:bottom w:val="single" w:color="CCCCCC" w:sz="1"/>
+              <w:right w:val="single" w:color="CCCCCC" w:sz="1"/>
+            </w:tcBorders>
+            <w:shd w:fill="D6EAF8" w:val="clear"/>
+            <w:tcMar>
+              <w:top w:type="dxa" w:w="80"/>
+              <w:left w:type="dxa" w:w="120"/>
+              <w:bottom w:type="dxa" w:w="80"/>
+              <w:right w:type="dxa" w:w="120"/>
+            </w:tcMar>
+          </w:tcPr>
+          <w:p>
+            <w:r>
+              <w:rPr>
+                <w:rFonts w:ascii="Arial" w:cs="Arial" w:eastAsia="Arial" w:hAnsi="Arial"/>
+                <w:sz w:val="20"/>
+                <w:szCs w:val="20"/>
+              </w:rPr>
+              <w:t xml:space="preserve"/>
+            </w:r>
+          </w:p>
+        </w:tc>
+        <w:tc>
+          <w:tcPr>
+            <w:tcW w:type="dxa" w:w="1600"/>
+            <w:tcBorders>
+              <w:top w:val="single" w:color="CCCCCC" w:sz="1"/>
+              <w:left w:val="single" w:color="CCCCCC" w:sz="1"/>
+              <w:bottom w:val="single" w:color="CCCCCC" w:sz="1"/>
+              <w:right w:val="single" w:color="CCCCCC" w:sz="1"/>
+            </w:tcBorders>
+            <w:shd w:fill="D6EAF8" w:val="clear"/>
+            <w:tcMar>
+              <w:top w:type="dxa" w:w="80"/>
+              <w:left w:type="dxa" w:w="120"/>
+              <w:bottom w:type="dxa" w:w="80"/>
+              <w:right w:type="dxa" w:w="120"/>
+            </w:tcMar>
+          </w:tcPr>
+          <w:p>
+            <w:r>
+              <w:rPr>
+                <w:rFonts w:ascii="Arial" w:cs="Arial" w:eastAsia="Arial" w:hAnsi="Arial"/>
+                <w:sz w:val="20"/>
+                <w:szCs w:val="20"/>
+              </w:rPr>
+              <w:t xml:space="preserve">22.51 hrs</w:t>
+            </w:r>
+          </w:p>
+        </w:tc>
+        <w:tc>
+          <w:tcPr>
+            <w:tcW w:type="dxa" w:w="1600"/>
+            <w:tcBorders>
+              <w:top w:val="single" w:color="CCCCCC" w:sz="1"/>
+              <w:left w:val="single" w:color="CCCCCC" w:sz="1"/>
+              <w:bottom w:val="single" w:color="CCCCCC" w:sz="1"/>
+              <w:right w:val="single" w:color="CCCCCC" w:sz="1"/>
+            </w:tcBorders>
+            <w:shd w:fill="D6EAF8" w:val="clear"/>
+            <w:tcMar>
+              <w:top w:type="dxa" w:w="80"/>
+              <w:left w:type="dxa" w:w="120"/>
+              <w:bottom w:type="dxa" w:w="80"/>
+              <w:right w:type="dxa" w:w="120"/>
+            </w:tcMar>
+          </w:tcPr>
+          <w:p>
+            <w:r>
+              <w:rPr>
+                <w:rFonts w:ascii="Arial" w:cs="Arial" w:eastAsia="Arial" w:hAnsi="Arial"/>
+                <w:sz w:val="20"/>
+                <w:szCs w:val="20"/>
+              </w:rPr>
+              <w:t xml:space="preserve">$33.30</w:t>
+            </w:r>
+          </w:p>
+        </w:tc>
+        <w:tc>
+          <w:tcPr>
+            <w:tcW w:type="dxa" w:w="1360"/>
+            <w:tcBorders>
+              <w:top w:val="single" w:color="CCCCCC" w:sz="1"/>
+              <w:left w:val="single" w:color="CCCCCC" w:sz="1"/>
+              <w:bottom w:val="single" w:color="CCCCCC" w:sz="1"/>
+              <w:right w:val="single" w:color="CCCCCC" w:sz="1"/>
+            </w:tcBorders>
+            <w:shd w:fill="D6EAF8" w:val="clear"/>
+            <w:tcMar>
+              <w:top w:type="dxa" w:w="80"/>
+              <w:left w:type="dxa" w:w="120"/>
+              <w:bottom w:type="dxa" w:w="80"/>
+              <w:right w:type="dxa" w:w="120"/>
+            </w:tcMar>
+          </w:tcPr>
+          <w:p>
+            <w:r>
+              <w:rPr>
+                <w:rFonts w:ascii="Arial" w:cs="Arial" w:eastAsia="Arial" w:hAnsi="Arial"/>
+                <w:sz w:val="20"/>
+                <w:szCs w:val="20"/>
+              </w:rPr>
+              <w:t xml:space="preserve">March 2026</w:t>
+            </w:r>
+          </w:p>
+        </w:tc>
+      </w:tr>
+    </w:tbl>
+    <w:p>
+      <w:r>
+        <w:t xml:space="preserve"/>
+      </w:r>
+    </w:p>
+    <w:tbl>
+      <w:tblPr>
+        <w:tblW w:type="dxa" w:w="9360"/>
+        <w:tblBorders>
+          <w:top w:val="single" w:color="auto" w:sz="4"/>
+          <w:left w:val="single" w:color="auto" w:sz="4"/>
+          <w:bottom w:val="single" w:color="auto" w:sz="4"/>
+          <w:right w:val="single" w:color="auto" w:sz="4"/>
+          <w:insideH w:val="single" w:color="auto" w:sz="4"/>
+          <w:insideV w:val="single" w:color="auto" w:sz="4"/>
+        </w:tblBorders>
+      </w:tblPr>
+      <w:tblGrid>
+        <w:gridCol w:w="9360"/>
+      </w:tblGrid>
+      <w:tr>
+        <w:tc>
+          <w:tcPr>
+            <w:tcW w:type="dxa" w:w="9360"/>
+            <w:tcBorders>
+              <w:top w:val="single" w:color="CCCCCC" w:sz="1"/>
+              <w:left w:val="single" w:color="CCCCCC" w:sz="1"/>
+              <w:bottom w:val="single" w:color="CCCCCC" w:sz="1"/>
+              <w:right w:val="single" w:color="CCCCCC" w:sz="1"/>
+            </w:tcBorders>
+            <w:shd w:fill="D6EAF8" w:val="clear"/>
+            <w:tcMar>
+              <w:top w:type="dxa" w:w="120"/>
+              <w:left w:type="dxa" w:w="180"/>
+              <w:bottom w:type="dxa" w:w="120"/>
+              <w:right w:type="dxa" w:w="180"/>
+            </w:tcMar>
+          </w:tcPr>
+          <w:p>
+            <w:r>
+              <w:rPr>
+                <w:rFonts w:ascii="Arial" w:cs="Arial" w:eastAsia="Arial" w:hAnsi="Arial"/>
+                <w:color w:val="FFFFFF"/>
+                <w:sz w:val="22"/>
+                <w:szCs w:val="22"/>
+              </w:rPr>
+              <w:t xml:space="preserve">Note: Script-reported training time (17.87 hrs / 63,989s) reflects only the training loop. Lambda billed 20.66 hrs for the training instance because the same instance was kept running during post-training verification, metrics export, and file management before termination. Initial estimate was ~$5-8; actual was $33.30 — primarily because the A100 SXM4 ran without flash-attn, requiring 17.87 hours instead of the projected 6-8 hours on A10G.</w:t>
+            </w:r>
+          </w:p>
+        </w:tc>
+      </w:tr>
+    </w:tbl>
     <w:p>
       <w:r>
         <w:t xml:space="preserve"/>
